--- a/public/resume/igor-kupchinenko-resume.docx
+++ b/public/resume/igor-kupchinenko-resume.docx
@@ -115,7 +115,7 @@
           <w:color w:val="1F2933"/>
           <w:sz w:val="19"/>
         </w:rPr>
-        <w:t>I design interactive product experiences and build the systems that make them real. I work from the user's desired capability through product shape, interaction flow, feedback, state, rules, interface, backend behavior, data, integrations, and delivery. The strongest evidence is repeated ownership of the whole experience: a production food-ordering product, rapid mobile-game prototypes, an independent learning product, stateful fintech workflows, and completed games shaped through player feedback.</w:t>
+        <w:t>I design interactive product experiences and build or direct the systems that make them real. I work from the user's desired capability through product shape, interaction flow, feedback, state, rules, interface, backend behavior, data, integrations, and delivery. The strongest evidence is repeated ownership of the whole experience: a released native macOS analysis product created from idea through launch film, a production food-ordering product, an independent learning product, stateful fintech workflows, and completed games shaped through player feedback.</w:t>
       </w:r>
     </w:p>
     <w:p>
@@ -148,7 +148,7 @@
           <w:color w:val="1F2933"/>
           <w:sz w:val="18"/>
         </w:rPr>
-        <w:t>product shaping, interaction design, user and player flows, stateful UX, feedback, adaptive mobile interfaces, scope decisions, usability iteration, and mechanic design</w:t>
+        <w:t>product direction, information architecture, interaction design, user and player flows, stateful UX, visual identity, motion direction, adaptive interfaces, usability iteration, and mechanic design</w:t>
       </w:r>
     </w:p>
     <w:p>
@@ -214,7 +214,7 @@
           <w:color w:val="1F2933"/>
           <w:sz w:val="18"/>
         </w:rPr>
-        <w:t>autonomous startup decisions, rapid prototyping, requirements clarification, tool selection, technical investigation, benchmarking, feedback-driven changes, mentoring, and teaching</w:t>
+        <w:t>autonomous startup decisions, specification-led AI development, rapid prototyping, requirements clarification, tool selection, technical investigation, benchmarking, feedback-driven changes, mentoring, and teaching</w:t>
       </w:r>
     </w:p>
     <w:p>
@@ -226,6 +226,125 @@
       </w:pPr>
       <w:r>
         <w:t>RELEVANT PRODUCT EXPERIENCE</w:t>
+      </w:r>
+    </w:p>
+    <w:p>
+      <w:pPr>
+        <w:pStyle w:val="Heading2"/>
+        <w:tabs>
+          <w:tab w:pos="10224" w:val="right"/>
+        </w:tabs>
+      </w:pPr>
+      <w:r>
+        <w:rPr>
+          <w:b/>
+          <w:i w:val="0"/>
+          <w:color w:val="1F2933"/>
+          <w:sz w:val="20"/>
+        </w:rPr>
+        <w:t>Product Designer &amp; Creative Director</w:t>
+      </w:r>
+      <w:r>
+        <w:rPr>
+          <w:b w:val="0"/>
+          <w:i w:val="0"/>
+          <w:color w:val="1F2933"/>
+          <w:sz w:val="20"/>
+        </w:rPr>
+        <w:t xml:space="preserve"> | Observatory, independent macOS product</w:t>
+      </w:r>
+      <w:r>
+        <w:rPr>
+          <w:b/>
+          <w:i w:val="0"/>
+          <w:color w:val="525C66"/>
+          <w:sz w:val="18"/>
+        </w:rPr>
+        <w:tab/>
+        <w:t>Released 2026</w:t>
+      </w:r>
+    </w:p>
+    <w:p>
+      <w:pPr>
+        <w:pStyle w:val="ProjectDetail"/>
+      </w:pPr>
+      <w:r>
+        <w:rPr>
+          <w:b w:val="0"/>
+          <w:i/>
+          <w:color w:val="525C66"/>
+          <w:sz w:val="18"/>
+        </w:rPr>
+        <w:t xml:space="preserve">macOS, product direction, UX/UI, visual identity, launch film | </w:t>
+      </w:r>
+      <w:hyperlink r:id="rId13">
+        <w:r>
+          <w:rPr>
+            <w:color w:val="1D4E79"/>
+            <w:i/>
+            <w:sz w:val="18"/>
+            <w:szCs w:val="18"/>
+            <w:u w:val="single"/>
+          </w:rPr>
+          <w:t>github.com/KidPudel/Observatory</w:t>
+        </w:r>
+      </w:hyperlink>
+    </w:p>
+    <w:p>
+      <w:pPr>
+        <w:pStyle w:val="ResumeBullet"/>
+        <w:keepLines/>
+        <w:numPr>
+          <w:ilvl w:val="0"/>
+          <w:numId w:val="10"/>
+        </w:numPr>
+      </w:pPr>
+      <w:r>
+        <w:rPr>
+          <w:b w:val="0"/>
+          <w:i w:val="0"/>
+          <w:color w:val="1F2933"/>
+          <w:sz w:val="19"/>
+        </w:rPr>
+        <w:t>Created a native macOS activity monitor that groups related processes into application totals, runs controlled tests for one to four applications, and keeps results local, reopenable, and comparable.</w:t>
+      </w:r>
+    </w:p>
+    <w:p>
+      <w:pPr>
+        <w:pStyle w:val="ResumeBullet"/>
+        <w:keepLines/>
+        <w:numPr>
+          <w:ilvl w:val="0"/>
+          <w:numId w:val="10"/>
+        </w:numPr>
+      </w:pPr>
+      <w:r>
+        <w:rPr>
+          <w:b w:val="0"/>
+          <w:i w:val="0"/>
+          <w:color w:val="1F2933"/>
+          <w:sz w:val="19"/>
+        </w:rPr>
+        <w:t>Owned the product idea, feature and behavior specifications, information architecture, interaction flows, UX/UI, telescope artwork, visual identity, and graphic design.</w:t>
+      </w:r>
+    </w:p>
+    <w:p>
+      <w:pPr>
+        <w:pStyle w:val="ResumeBullet"/>
+        <w:keepLines/>
+        <w:numPr>
+          <w:ilvl w:val="0"/>
+          <w:numId w:val="10"/>
+        </w:numPr>
+      </w:pPr>
+      <w:r>
+        <w:rPr>
+          <w:b w:val="0"/>
+          <w:i w:val="0"/>
+          <w:color w:val="1F2933"/>
+          <w:sz w:val="19"/>
+        </w:rPr>
+        <w:t>Directed AI-created application code from authored specifications and carried the same identity into a 2:11 launch film through motion, effects, editing, and sound design.</w:t>
       </w:r>
     </w:p>
     <w:p>
@@ -454,6 +573,25 @@
     </w:p>
     <w:p>
       <w:pPr>
+        <w:spacing w:before="0" w:after="0"/>
+      </w:pPr>
+      <w:r>
+        <w:br w:type="page"/>
+      </w:r>
+    </w:p>
+    <w:p>
+      <w:pPr>
+        <w:pStyle w:val="Heading1"/>
+        <w:pBdr>
+          <w:bottom w:val="single" w:sz="5" w:space="1" w:color="B9C5D1"/>
+        </w:pBdr>
+      </w:pPr>
+      <w:r>
+        <w:t>RELEVANT PRODUCT EXPERIENCE (CONTINUED)</w:t>
+      </w:r>
+    </w:p>
+    <w:p>
+      <w:pPr>
         <w:pStyle w:val="Heading2"/>
         <w:tabs>
           <w:tab w:pos="10224" w:val="right"/>
@@ -553,14 +691,6 @@
           <w:sz w:val="19"/>
         </w:rPr>
         <w:t>Connected chat, saved learning state, practice eligibility, freehand input, and accuracy feedback into one useful capability rather than a collection of disconnected features.</w:t>
-      </w:r>
-    </w:p>
-    <w:p>
-      <w:pPr>
-        <w:spacing w:before="0" w:after="0"/>
-      </w:pPr>
-      <w:r>
-        <w:br w:type="page"/>
       </w:r>
     </w:p>
     <w:p>

--- a/public/resume/igor-kupchinenko-resume.docx
+++ b/public/resume/igor-kupchinenko-resume.docx
@@ -11,7 +11,7 @@
         <w:rPr>
           <w:rFonts w:ascii="Arial" w:hAnsi="Arial"/>
           <w:b/>
-          <w:color w:val="1F2933"/>
+          <w:color w:val="111111"/>
           <w:sz w:val="39"/>
         </w:rPr>
         <w:t>IGOR KUPCHINENKO</w:t>
@@ -26,23 +26,23 @@
         <w:rPr>
           <w:rFonts w:ascii="Arial" w:hAnsi="Arial"/>
           <w:b/>
-          <w:color w:val="1D4E79"/>
+          <w:color w:val="111111"/>
           <w:sz w:val="21"/>
         </w:rPr>
-        <w:t>PRODUCT &amp; INTERACTION DESIGN | INTERACTIVE PRODUCT DEVELOPMENT</w:t>
+        <w:t>PRODUCT DESIGNER</w:t>
       </w:r>
     </w:p>
     <w:p>
       <w:pPr>
         <w:spacing w:after="110" w:line="240" w:lineRule="auto"/>
         <w:pBdr>
-          <w:bottom w:val="single" w:sz="7" w:space="4" w:color="B9C5D1"/>
+          <w:bottom w:val="single" w:sz="7" w:space="4" w:color="C4C4C4"/>
         </w:pBdr>
       </w:pPr>
       <w:r>
         <w:rPr>
           <w:rFonts w:ascii="Arial" w:hAnsi="Arial"/>
-          <w:color w:val="525C66"/>
+          <w:color w:val="5C5C5C"/>
           <w:sz w:val="18"/>
         </w:rPr>
         <w:t xml:space="preserve">i.kupchinenko@gmail.com  |  </w:t>
@@ -52,7 +52,7 @@
           <w:rPr>
             <w:rFonts w:ascii="Arial" w:hAnsi="Arial"/>
             <w:sz w:val="18"/>
-            <w:color w:val="1D4E79"/>
+            <w:color w:val="111111"/>
           </w:rPr>
           <w:t>linkedin.com/in/iggydev</w:t>
         </w:r>
@@ -60,7 +60,7 @@
       <w:r>
         <w:rPr>
           <w:rFonts w:ascii="Arial" w:hAnsi="Arial"/>
-          <w:color w:val="525C66"/>
+          <w:color w:val="5C5C5C"/>
           <w:sz w:val="18"/>
         </w:rPr>
         <w:t xml:space="preserve">  |  </w:t>
@@ -70,7 +70,7 @@
           <w:rPr>
             <w:rFonts w:ascii="Arial" w:hAnsi="Arial"/>
             <w:sz w:val="18"/>
-            <w:color w:val="1D4E79"/>
+            <w:color w:val="111111"/>
           </w:rPr>
           <w:t>github.com/KidPudel</w:t>
         </w:r>
@@ -78,7 +78,7 @@
       <w:r>
         <w:rPr>
           <w:rFonts w:ascii="Arial" w:hAnsi="Arial"/>
-          <w:color w:val="525C66"/>
+          <w:color w:val="5C5C5C"/>
           <w:sz w:val="18"/>
         </w:rPr>
         <w:t xml:space="preserve">  |  </w:t>
@@ -88,7 +88,7 @@
           <w:rPr>
             <w:rFonts w:ascii="Arial" w:hAnsi="Arial"/>
             <w:sz w:val="18"/>
-            <w:color w:val="1D4E79"/>
+            <w:color w:val="111111"/>
           </w:rPr>
           <w:t>kidpudel.github.io/personal-website</w:t>
         </w:r>
@@ -98,7 +98,7 @@
       <w:pPr>
         <w:pStyle w:val="Heading1"/>
         <w:pBdr>
-          <w:bottom w:val="single" w:sz="5" w:space="1" w:color="B9C5D1"/>
+          <w:bottom w:val="single" w:sz="5" w:space="1" w:color="C4C4C4"/>
         </w:pBdr>
       </w:pPr>
       <w:r>
@@ -112,17 +112,17 @@
       <w:r>
         <w:rPr>
           <w:rFonts w:ascii="Arial" w:hAnsi="Arial"/>
-          <w:color w:val="1F2933"/>
+          <w:color w:val="111111"/>
           <w:sz w:val="19"/>
         </w:rPr>
-        <w:t>I design interactive product experiences and use prototypes, motion, code, and AI-directed development to make them real. I start with what a person should be able to do and how the product should feel and behave, then choose the tools needed to carry that experience into a working artifact. My strongest evidence is repeated ownership of whole experiences: a native macOS analysis product created from idea through launch film, a production food-ordering product, an independent learning product, complex payment workflows, and completed games shaped through player feedback.</w:t>
+        <w:t>I design products from what a person should be able to do, then shape the interface and the systems that make the experience real. The strongest evidence is Observatory, a native macOS activity monitor taken from research through a working release and launch film; a production food-ordering product; an independent learning product; and games shaped through player feedback.</w:t>
       </w:r>
     </w:p>
     <w:p>
       <w:pPr>
         <w:pStyle w:val="Heading1"/>
         <w:pBdr>
-          <w:bottom w:val="single" w:sz="5" w:space="1" w:color="B9C5D1"/>
+          <w:bottom w:val="single" w:sz="5" w:space="1" w:color="C4C4C4"/>
         </w:pBdr>
       </w:pPr>
       <w:r>
@@ -137,7 +137,7 @@
         <w:rPr>
           <w:rFonts w:ascii="Arial" w:hAnsi="Arial"/>
           <w:b/>
-          <w:color w:val="1F2933"/>
+          <w:color w:val="111111"/>
           <w:sz w:val="18"/>
         </w:rPr>
         <w:t xml:space="preserve">Experience and product design: </w:t>
@@ -145,10 +145,10 @@
       <w:r>
         <w:rPr>
           <w:rFonts w:ascii="Arial" w:hAnsi="Arial"/>
-          <w:color w:val="1F2933"/>
+          <w:color w:val="111111"/>
           <w:sz w:val="18"/>
         </w:rPr>
-        <w:t>product direction, information architecture, interaction design, user and player flows, stateful UX, visual identity, motion direction, adaptive interfaces, usability iteration, and mechanic design</w:t>
+        <w:t>product direction, information architecture, user flows, visual identity, motion, adaptive interfaces, and usability iteration</w:t>
       </w:r>
     </w:p>
     <w:p>
@@ -159,7 +159,7 @@
         <w:rPr>
           <w:rFonts w:ascii="Arial" w:hAnsi="Arial"/>
           <w:b/>
-          <w:color w:val="1F2933"/>
+          <w:color w:val="111111"/>
           <w:sz w:val="18"/>
         </w:rPr>
         <w:t xml:space="preserve">Behavior and systems: </w:t>
@@ -167,10 +167,10 @@
       <w:r>
         <w:rPr>
           <w:rFonts w:ascii="Arial" w:hAnsi="Arial"/>
-          <w:color w:val="1F2933"/>
+          <w:color w:val="111111"/>
           <w:sz w:val="18"/>
         </w:rPr>
-        <w:t>state, rules, transitions, workflows, data-driven structures, persistence, event flows, API behavior, and boundaries between domain logic and presentation</w:t>
+        <w:t>state, rules, workflows, feedback over time, and the boundary between interface and product logic</w:t>
       </w:r>
     </w:p>
     <w:p>
@@ -181,18 +181,18 @@
         <w:rPr>
           <w:rFonts w:ascii="Arial" w:hAnsi="Arial"/>
           <w:b/>
-          <w:color w:val="1F2933"/>
+          <w:color w:val="111111"/>
           <w:sz w:val="18"/>
         </w:rPr>
-        <w:t xml:space="preserve">Implementation: </w:t>
+        <w:t xml:space="preserve">Prototyping: </w:t>
       </w:r>
       <w:r>
         <w:rPr>
           <w:rFonts w:ascii="Arial" w:hAnsi="Arial"/>
-          <w:color w:val="1F2933"/>
+          <w:color w:val="111111"/>
           <w:sz w:val="18"/>
         </w:rPr>
-        <w:t>Flutter, Dart, Android Jetpack Compose, Unity, Godot, Vue, Python, FastAPI, Go, PostgreSQL, Kafka, Redis, gRPC, Protobuf, payments, maps, and Telegram</w:t>
+        <w:t>sketches, wireframes, motion, Figma, Flutter, and playable builds</w:t>
       </w:r>
     </w:p>
     <w:p>
@@ -203,7 +203,7 @@
         <w:rPr>
           <w:rFonts w:ascii="Arial" w:hAnsi="Arial"/>
           <w:b/>
-          <w:color w:val="1F2933"/>
+          <w:color w:val="111111"/>
           <w:sz w:val="18"/>
         </w:rPr>
         <w:t xml:space="preserve">Product judgment: </w:t>
@@ -211,17 +211,17 @@
       <w:r>
         <w:rPr>
           <w:rFonts w:ascii="Arial" w:hAnsi="Arial"/>
-          <w:color w:val="1F2933"/>
+          <w:color w:val="111111"/>
           <w:sz w:val="18"/>
         </w:rPr>
-        <w:t>autonomous startup decisions, specification-led AI development, rapid prototyping, requirements clarification, tool selection, technical investigation, benchmarking, feedback-driven changes, mentoring, and teaching</w:t>
+        <w:t>clarifying the real need, iterating with evidence, and designing within what can actually be built</w:t>
       </w:r>
     </w:p>
     <w:p>
       <w:pPr>
         <w:pStyle w:val="Heading1"/>
         <w:pBdr>
-          <w:bottom w:val="single" w:sz="5" w:space="1" w:color="B9C5D1"/>
+          <w:bottom w:val="single" w:sz="5" w:space="1" w:color="C4C4C4"/>
         </w:pBdr>
       </w:pPr>
       <w:r>
@@ -239,16 +239,16 @@
         <w:rPr>
           <w:b/>
           <w:i w:val="0"/>
-          <w:color w:val="1F2933"/>
+          <w:color w:val="111111"/>
           <w:sz w:val="20"/>
         </w:rPr>
-        <w:t>Product Designer &amp; Creative Director</w:t>
+        <w:t>Product Designer</w:t>
       </w:r>
       <w:r>
         <w:rPr>
           <w:b w:val="0"/>
           <w:i w:val="0"/>
-          <w:color w:val="1F2933"/>
+          <w:color w:val="111111"/>
           <w:sz w:val="20"/>
         </w:rPr>
         <w:t xml:space="preserve"> | Observatory, independent macOS product</w:t>
@@ -257,11 +257,11 @@
         <w:rPr>
           <w:b/>
           <w:i w:val="0"/>
-          <w:color w:val="525C66"/>
+          <w:color w:val="5C5C5C"/>
           <w:sz w:val="18"/>
         </w:rPr>
         <w:tab/>
-        <w:t>Released 2026</w:t>
+        <w:t>Jul 2026 - Aug 2026</w:t>
       </w:r>
     </w:p>
     <w:p>
@@ -272,21 +272,21 @@
         <w:rPr>
           <w:b w:val="0"/>
           <w:i/>
-          <w:color w:val="525C66"/>
+          <w:color w:val="5C5C5C"/>
           <w:sz w:val="18"/>
         </w:rPr>
-        <w:t xml:space="preserve">macOS, product direction, UX/UI, visual identity, launch film | </w:t>
+        <w:t xml:space="preserve">research, UX/UI, visual identity, launch film | </w:t>
       </w:r>
       <w:hyperlink r:id="rId13">
         <w:r>
           <w:rPr>
-            <w:color w:val="1D4E79"/>
+            <w:color w:val="111111"/>
             <w:i/>
             <w:sz w:val="18"/>
             <w:szCs w:val="18"/>
             <w:u w:val="single"/>
           </w:rPr>
-          <w:t>github.com/KidPudel/Observatory</w:t>
+          <w:t>Case study</w:t>
         </w:r>
       </w:hyperlink>
     </w:p>
@@ -303,10 +303,10 @@
         <w:rPr>
           <w:b w:val="0"/>
           <w:i w:val="0"/>
-          <w:color w:val="1F2933"/>
+          <w:color w:val="111111"/>
           <w:sz w:val="19"/>
         </w:rPr>
-        <w:t>Created a native macOS activity monitor that groups related processes into application totals, runs controlled tests for one to four applications, and keeps results local, reopenable, and comparable.</w:t>
+        <w:t>Designed a native macOS activity monitor that groups related processes into application totals, records controlled tests, and keeps results local, reopenable, and comparable.</w:t>
       </w:r>
     </w:p>
     <w:p>
@@ -322,10 +322,10 @@
         <w:rPr>
           <w:b w:val="0"/>
           <w:i w:val="0"/>
-          <w:color w:val="1F2933"/>
+          <w:color w:val="111111"/>
           <w:sz w:val="19"/>
         </w:rPr>
-        <w:t>Owned the product idea, feature and behavior specifications, information architecture, interaction flows, UX/UI, telescope artwork, visual identity, and graphic design.</w:t>
+        <w:t>Ran 5 exploratory interviews and used two working personas to decide what to show first: a readable whole application, with process detail and comparable recordings available when needed.</w:t>
       </w:r>
     </w:p>
     <w:p>
@@ -341,10 +341,10 @@
         <w:rPr>
           <w:b w:val="0"/>
           <w:i w:val="0"/>
-          <w:color w:val="1F2933"/>
+          <w:color w:val="111111"/>
           <w:sz w:val="19"/>
         </w:rPr>
-        <w:t>Directed AI-created application code from authored specifications and carried the same identity into a 2:11 launch film through motion, effects, editing, and sound design.</w:t>
+        <w:t>Designed the information architecture, user flows, UX/UI, visual identity, and launch film, iterating from sketches and an early prototype through wireframes, including folding History into Tests as Saved Results.</w:t>
       </w:r>
     </w:p>
     <w:p>
@@ -358,7 +358,7 @@
         <w:rPr>
           <w:rFonts w:ascii="Arial" w:hAnsi="Arial"/>
           <w:b/>
-          <w:color w:val="1F2933"/>
+          <w:color w:val="111111"/>
           <w:sz w:val="20"/>
         </w:rPr>
         <w:t>Mobile Product Designer &amp; Developer</w:t>
@@ -366,7 +366,7 @@
       <w:r>
         <w:rPr>
           <w:rFonts w:ascii="Arial" w:hAnsi="Arial"/>
-          <w:color w:val="1F2933"/>
+          <w:color w:val="111111"/>
           <w:sz w:val="20"/>
         </w:rPr>
         <w:t xml:space="preserve"> | PizzaSushiWok</w:t>
@@ -375,11 +375,11 @@
         <w:rPr>
           <w:rFonts w:ascii="Arial" w:hAnsi="Arial"/>
           <w:b/>
-          <w:color w:val="525C66"/>
+          <w:color w:val="5C5C5C"/>
           <w:sz w:val="18"/>
         </w:rPr>
         <w:tab/>
-        <w:t>Jan 2022 - Jun 2023</w:t>
+        <w:t>Jan 2023 - Jul 2024</w:t>
       </w:r>
     </w:p>
     <w:p>
@@ -390,10 +390,10 @@
         <w:rPr>
           <w:rFonts w:ascii="Arial" w:hAnsi="Arial"/>
           <w:i/>
-          <w:color w:val="525C66"/>
+          <w:color w:val="5C5C5C"/>
           <w:sz w:val="18"/>
         </w:rPr>
-        <w:t>Flutter, Android, interaction design, ordering workflows, payments, maps, courier state</w:t>
+        <w:t>ordering workflows, payments, maps, adaptive layouts</w:t>
       </w:r>
     </w:p>
     <w:p>
@@ -408,7 +408,7 @@
       <w:r>
         <w:rPr>
           <w:rFonts w:ascii="Arial" w:hAnsi="Arial"/>
-          <w:color w:val="1F2933"/>
+          <w:color w:val="111111"/>
           <w:sz w:val="19"/>
         </w:rPr>
         <w:t>Proposed consolidating separate Android and iOS applications into one Flutter product and carried it from an incomplete need through production readiness.</w:t>
@@ -426,7 +426,7 @@
       <w:r>
         <w:rPr>
           <w:rFonts w:ascii="Arial" w:hAnsi="Arial"/>
-          <w:color w:val="1F2933"/>
+          <w:color w:val="111111"/>
           <w:sz w:val="19"/>
         </w:rPr>
         <w:t>Designed and implemented the ordering journey across menu navigation, basket and checkout, payment and 3DS, maps and addresses, courier status, promotions, loyalty, bonuses, and themes.</w:t>
@@ -444,10 +444,59 @@
       <w:r>
         <w:rPr>
           <w:rFonts w:ascii="Arial" w:hAnsi="Arial"/>
-          <w:color w:val="1F2933"/>
+          <w:color w:val="111111"/>
           <w:sz w:val="19"/>
         </w:rPr>
         <w:t>Created adaptive layouts and custom menu-scrolling behavior, then improved usability, performance, reliability, and presentation quality under changing requirements.</w:t>
+      </w:r>
+    </w:p>
+    <w:p>
+      <w:pPr>
+        <w:pStyle w:val="Heading2"/>
+        <w:tabs>
+          <w:tab w:pos="10224" w:val="right"/>
+        </w:tabs>
+      </w:pPr>
+      <w:r>
+        <w:rPr>
+          <w:rFonts w:ascii="Arial" w:hAnsi="Arial"/>
+          <w:b/>
+          <w:color w:val="111111"/>
+          <w:sz w:val="20"/>
+        </w:rPr>
+        <w:t>Product Designer &amp; Developer</w:t>
+      </w:r>
+      <w:r>
+        <w:rPr>
+          <w:rFonts w:ascii="Arial" w:hAnsi="Arial"/>
+          <w:color w:val="111111"/>
+          <w:sz w:val="20"/>
+        </w:rPr>
+        <w:t xml:space="preserve"> | Chinese Bee, independent learning product</w:t>
+      </w:r>
+      <w:r>
+        <w:rPr>
+          <w:rFonts w:ascii="Arial" w:hAnsi="Arial"/>
+          <w:b/>
+          <w:color w:val="5C5C5C"/>
+          <w:sz w:val="18"/>
+        </w:rPr>
+        <w:tab/>
+        <w:t>Completed</w:t>
+      </w:r>
+    </w:p>
+    <w:p>
+      <w:pPr>
+        <w:pStyle w:val="ProjectDetail"/>
+      </w:pPr>
+      <w:r>
+        <w:rPr>
+          <w:rFonts w:ascii="Arial" w:hAnsi="Arial"/>
+          <w:i/>
+          <w:color w:val="5C5C5C"/>
+          <w:sz w:val="18"/>
+        </w:rPr>
+        <w:t>learning workflow, handwriting practice, quizzes, recognition feedback</w:t>
       </w:r>
     </w:p>
     <w:p>
@@ -462,10 +511,47 @@
       <w:r>
         <w:rPr>
           <w:rFonts w:ascii="Arial" w:hAnsi="Arial"/>
-          <w:color w:val="1F2933"/>
+          <w:color w:val="111111"/>
           <w:sz w:val="19"/>
         </w:rPr>
-        <w:t>Extended ownership beyond the interface by maintaining legacy Android code and reconstructing a courier API from PHP and SQL before selecting Python and FastAPI for the rewrite.</w:t>
+        <w:t>Designed a coherent learning workflow across multilingual character search, word details, saved vocabulary, quizzes, guidance, handwriting practice, and recognition feedback.</w:t>
+      </w:r>
+    </w:p>
+    <w:p>
+      <w:pPr>
+        <w:pStyle w:val="ResumeBullet"/>
+        <w:keepLines/>
+        <w:numPr>
+          <w:ilvl w:val="0"/>
+          <w:numId w:val="10"/>
+        </w:numPr>
+      </w:pPr>
+      <w:r>
+        <w:rPr>
+          <w:rFonts w:ascii="Arial" w:hAnsi="Arial"/>
+          <w:color w:val="111111"/>
+          <w:sz w:val="19"/>
+        </w:rPr>
+        <w:t>Connected chat, saved learning state, practice eligibility, freehand input, and accuracy feedback into one useful capability rather than a collection of disconnected features.</w:t>
+      </w:r>
+    </w:p>
+    <w:p>
+      <w:pPr>
+        <w:spacing w:before="0" w:after="0"/>
+      </w:pPr>
+      <w:r>
+        <w:br w:type="page"/>
+      </w:r>
+    </w:p>
+    <w:p>
+      <w:pPr>
+        <w:pStyle w:val="Heading1"/>
+        <w:pBdr>
+          <w:bottom w:val="single" w:sz="5" w:space="1" w:color="C4C4C4"/>
+        </w:pBdr>
+      </w:pPr>
+      <w:r>
+        <w:t>RELEVANT PRODUCT EXPERIENCE (CONTINUED)</w:t>
       </w:r>
     </w:p>
     <w:p>
@@ -479,7 +565,7 @@
         <w:rPr>
           <w:rFonts w:ascii="Arial" w:hAnsi="Arial"/>
           <w:b/>
-          <w:color w:val="1F2933"/>
+          <w:color w:val="111111"/>
           <w:sz w:val="20"/>
         </w:rPr>
         <w:t>Mobile Game Designer &amp; Prototype Developer</w:t>
@@ -487,7 +573,7 @@
       <w:r>
         <w:rPr>
           <w:rFonts w:ascii="Arial" w:hAnsi="Arial"/>
-          <w:color w:val="1F2933"/>
+          <w:color w:val="111111"/>
           <w:sz w:val="20"/>
         </w:rPr>
         <w:t xml:space="preserve"> | Short-term studio engagement</w:t>
@@ -496,7 +582,7 @@
         <w:rPr>
           <w:rFonts w:ascii="Arial" w:hAnsi="Arial"/>
           <w:b/>
-          <w:color w:val="525C66"/>
+          <w:color w:val="5C5C5C"/>
           <w:sz w:val="18"/>
         </w:rPr>
         <w:tab/>
@@ -511,7 +597,7 @@
         <w:rPr>
           <w:rFonts w:ascii="Arial" w:hAnsi="Arial"/>
           <w:i/>
-          <w:color w:val="525C66"/>
+          <w:color w:val="5C5C5C"/>
           <w:sz w:val="18"/>
         </w:rPr>
         <w:t>Unity, Android Jetpack Compose, rapid mobile-game prototyping</w:t>
@@ -529,7 +615,7 @@
       <w:r>
         <w:rPr>
           <w:rFonts w:ascii="Arial" w:hAnsi="Arial"/>
-          <w:color w:val="1F2933"/>
+          <w:color w:val="111111"/>
           <w:sz w:val="19"/>
         </w:rPr>
         <w:t>Turned small mobile-game concepts into playable Android prototypes in short iteration cycles using Unity and Jetpack Compose.</w:t>
@@ -547,10 +633,10 @@
       <w:r>
         <w:rPr>
           <w:rFonts w:ascii="Arial" w:hAnsi="Arial"/>
-          <w:color w:val="1F2933"/>
+          <w:color w:val="111111"/>
           <w:sz w:val="19"/>
         </w:rPr>
-        <w:t>Owned each prototype's player experience, interaction flow, feedback, and presentation from concept through playable build.</w:t>
+        <w:t>Owned each prototype's player experience, flow, feedback, and presentation from concept through playable build.</w:t>
       </w:r>
     </w:p>
     <w:p>
@@ -565,7 +651,7 @@
       <w:r>
         <w:rPr>
           <w:rFonts w:ascii="Arial" w:hAnsi="Arial"/>
-          <w:color w:val="1F2933"/>
+          <w:color w:val="111111"/>
           <w:sz w:val="19"/>
         </w:rPr>
         <w:t>Made scope and implementation trade-offs that kept each small-scope prototype focused on a clear, testable core experience.</w:t>
@@ -573,131 +659,9 @@
     </w:p>
     <w:p>
       <w:pPr>
-        <w:spacing w:before="0" w:after="0"/>
-      </w:pPr>
-      <w:r>
-        <w:br w:type="page"/>
-      </w:r>
-    </w:p>
-    <w:p>
-      <w:pPr>
         <w:pStyle w:val="Heading1"/>
         <w:pBdr>
-          <w:bottom w:val="single" w:sz="5" w:space="1" w:color="B9C5D1"/>
-        </w:pBdr>
-      </w:pPr>
-      <w:r>
-        <w:t>RELEVANT PRODUCT EXPERIENCE (CONTINUED)</w:t>
-      </w:r>
-    </w:p>
-    <w:p>
-      <w:pPr>
-        <w:pStyle w:val="Heading2"/>
-        <w:tabs>
-          <w:tab w:pos="10224" w:val="right"/>
-        </w:tabs>
-      </w:pPr>
-      <w:r>
-        <w:rPr>
-          <w:rFonts w:ascii="Arial" w:hAnsi="Arial"/>
-          <w:b/>
-          <w:color w:val="1F2933"/>
-          <w:sz w:val="20"/>
-        </w:rPr>
-        <w:t>Product Designer &amp; Developer</w:t>
-      </w:r>
-      <w:r>
-        <w:rPr>
-          <w:rFonts w:ascii="Arial" w:hAnsi="Arial"/>
-          <w:color w:val="1F2933"/>
-          <w:sz w:val="20"/>
-        </w:rPr>
-        <w:t xml:space="preserve"> | Chinese Bee, independent learning product</w:t>
-      </w:r>
-      <w:r>
-        <w:rPr>
-          <w:rFonts w:ascii="Arial" w:hAnsi="Arial"/>
-          <w:b/>
-          <w:color w:val="525C66"/>
-          <w:sz w:val="18"/>
-        </w:rPr>
-        <w:tab/>
-        <w:t>Completed</w:t>
-      </w:r>
-    </w:p>
-    <w:p>
-      <w:pPr>
-        <w:pStyle w:val="ProjectDetail"/>
-      </w:pPr>
-      <w:r>
-        <w:rPr>
-          <w:rFonts w:ascii="Arial" w:hAnsi="Arial"/>
-          <w:i/>
-          <w:color w:val="525C66"/>
-          <w:sz w:val="18"/>
-        </w:rPr>
-        <w:t>Telegram, Python, FastAPI, Vue, persistence, handwriting input, AI-based scoring</w:t>
-      </w:r>
-    </w:p>
-    <w:p>
-      <w:pPr>
-        <w:pStyle w:val="ResumeBullet"/>
-        <w:keepLines/>
-        <w:numPr>
-          <w:ilvl w:val="0"/>
-          <w:numId w:val="10"/>
-        </w:numPr>
-      </w:pPr>
-      <w:r>
-        <w:rPr>
-          <w:rFonts w:ascii="Arial" w:hAnsi="Arial"/>
-          <w:color w:val="1F2933"/>
-          <w:sz w:val="19"/>
-        </w:rPr>
-        <w:t>Designed a coherent learning workflow across multilingual character search, word details, saved vocabulary, quizzes, guidance, handwriting practice, and recognition feedback.</w:t>
-      </w:r>
-    </w:p>
-    <w:p>
-      <w:pPr>
-        <w:pStyle w:val="ResumeBullet"/>
-        <w:keepLines/>
-        <w:numPr>
-          <w:ilvl w:val="0"/>
-          <w:numId w:val="10"/>
-        </w:numPr>
-      </w:pPr>
-      <w:r>
-        <w:rPr>
-          <w:rFonts w:ascii="Arial" w:hAnsi="Arial"/>
-          <w:color w:val="1F2933"/>
-          <w:sz w:val="19"/>
-        </w:rPr>
-        <w:t>Built the Telegram experience, API, data model, persistence, training logic, embedded Vue interface, and scoring integration end to end.</w:t>
-      </w:r>
-    </w:p>
-    <w:p>
-      <w:pPr>
-        <w:pStyle w:val="ResumeBullet"/>
-        <w:keepLines/>
-        <w:numPr>
-          <w:ilvl w:val="0"/>
-          <w:numId w:val="10"/>
-        </w:numPr>
-      </w:pPr>
-      <w:r>
-        <w:rPr>
-          <w:rFonts w:ascii="Arial" w:hAnsi="Arial"/>
-          <w:color w:val="1F2933"/>
-          <w:sz w:val="19"/>
-        </w:rPr>
-        <w:t>Connected chat, saved learning state, practice eligibility, freehand input, and accuracy feedback into one useful capability rather than a collection of disconnected features.</w:t>
-      </w:r>
-    </w:p>
-    <w:p>
-      <w:pPr>
-        <w:pStyle w:val="Heading1"/>
-        <w:pBdr>
-          <w:bottom w:val="single" w:sz="5" w:space="1" w:color="B9C5D1"/>
+          <w:bottom w:val="single" w:sz="5" w:space="1" w:color="C4C4C4"/>
         </w:pBdr>
       </w:pPr>
       <w:r>
@@ -715,7 +679,7 @@
         <w:rPr>
           <w:rFonts w:ascii="Arial" w:hAnsi="Arial"/>
           <w:b/>
-          <w:color w:val="1F2933"/>
+          <w:color w:val="111111"/>
           <w:sz w:val="20"/>
         </w:rPr>
         <w:t>Developer</w:t>
@@ -723,16 +687,16 @@
       <w:r>
         <w:rPr>
           <w:rFonts w:ascii="Arial" w:hAnsi="Arial"/>
-          <w:color w:val="1F2933"/>
+          <w:color w:val="111111"/>
           <w:sz w:val="20"/>
         </w:rPr>
-        <w:t xml:space="preserve"> | Paycos, early-stage crypto fintech startup</w:t>
+        <w:t xml:space="preserve"> | Paycos, contract</w:t>
       </w:r>
       <w:r>
         <w:rPr>
           <w:rFonts w:ascii="Arial" w:hAnsi="Arial"/>
           <w:b/>
-          <w:color w:val="525C66"/>
+          <w:color w:val="5C5C5C"/>
           <w:sz w:val="18"/>
         </w:rPr>
         <w:tab/>
@@ -751,10 +715,10 @@
       <w:r>
         <w:rPr>
           <w:rFonts w:ascii="Arial" w:hAnsi="Arial"/>
-          <w:color w:val="1F2933"/>
+          <w:color w:val="111111"/>
           <w:sz w:val="19"/>
         </w:rPr>
-        <w:t>Owned design and implementation decisions for order-processing, payment-gateway, and expiration workflows across service, storage, messaging, and merchant-integration boundaries.</w:t>
+        <w:t>Owned product behavior for order-processing, payment-gateway, and receipt workflows.</w:t>
       </w:r>
     </w:p>
     <w:p>
@@ -769,142 +733,17 @@
       <w:r>
         <w:rPr>
           <w:rFonts w:ascii="Arial" w:hAnsi="Arial"/>
-          <w:color w:val="1F2933"/>
+          <w:color w:val="111111"/>
           <w:sz w:val="19"/>
         </w:rPr>
-        <w:t>Implemented the flows with Go, PostgreSQL, Kafka, and Redis, then migrated messages from JSON to Protobuf and built JWT authorization, webhooks, and callbacks.</w:t>
-      </w:r>
-    </w:p>
-    <w:p>
-      <w:pPr>
-        <w:pStyle w:val="ResumeBullet"/>
-        <w:keepLines/>
-        <w:numPr>
-          <w:ilvl w:val="0"/>
-          <w:numId w:val="10"/>
-        </w:numPr>
-      </w:pPr>
-      <w:r>
-        <w:rPr>
-          <w:rFonts w:ascii="Arial" w:hAnsi="Arial"/>
-          <w:color w:val="1F2933"/>
-          <w:sz w:val="19"/>
-        </w:rPr>
-        <w:t>Translated changing startup needs into product behavior and technical contracts across services and integrations.</w:t>
-      </w:r>
-    </w:p>
-    <w:p>
-      <w:pPr>
-        <w:pStyle w:val="Heading2"/>
-        <w:tabs>
-          <w:tab w:pos="10224" w:val="right"/>
-        </w:tabs>
-      </w:pPr>
-      <w:r>
-        <w:rPr>
-          <w:rFonts w:ascii="Arial" w:hAnsi="Arial"/>
-          <w:b/>
-          <w:color w:val="1F2933"/>
-          <w:sz w:val="20"/>
-        </w:rPr>
-        <w:t>Developer</w:t>
-      </w:r>
-      <w:r>
-        <w:rPr>
-          <w:rFonts w:ascii="Arial" w:hAnsi="Arial"/>
-          <w:color w:val="1F2933"/>
-          <w:sz w:val="20"/>
-        </w:rPr>
-        <w:t xml:space="preserve"> | BWG, crypto and payments company</w:t>
-      </w:r>
-      <w:r>
-        <w:rPr>
-          <w:rFonts w:ascii="Arial" w:hAnsi="Arial"/>
-          <w:b/>
-          <w:color w:val="525C66"/>
-          <w:sz w:val="18"/>
-        </w:rPr>
-        <w:tab/>
-        <w:t>Jun 2023 - Jul 2024</w:t>
-      </w:r>
-    </w:p>
-    <w:p>
-      <w:pPr>
-        <w:pStyle w:val="ResumeBullet"/>
-        <w:keepLines/>
-        <w:numPr>
-          <w:ilvl w:val="0"/>
-          <w:numId w:val="10"/>
-        </w:numPr>
-      </w:pPr>
-      <w:r>
-        <w:rPr>
-          <w:rFonts w:ascii="Arial" w:hAnsi="Arial"/>
-          <w:color w:val="1F2933"/>
-          <w:sz w:val="19"/>
-        </w:rPr>
-        <w:t>Mapped an inherited gateway and service architecture to deliver provider integrations, payment aggregation, receipt validation, service communication, and fraud-investigation work.</w:t>
-      </w:r>
-    </w:p>
-    <w:p>
-      <w:pPr>
-        <w:pStyle w:val="ResumeBullet"/>
-        <w:keepLines/>
-        <w:numPr>
-          <w:ilvl w:val="0"/>
-          <w:numId w:val="10"/>
-        </w:numPr>
-      </w:pPr>
-      <w:r>
-        <w:rPr>
-          <w:rFonts w:ascii="Arial" w:hAnsi="Arial"/>
-          <w:color w:val="1F2933"/>
-          <w:sz w:val="19"/>
-        </w:rPr>
-        <w:t>Reduced the PDF receipt path from approximately 6 to 10 seconds to approximately 600 to 650 milliseconds by testing samples, comparing Go and Python libraries, and bypassing unnecessary OCR.</w:t>
-      </w:r>
-    </w:p>
-    <w:p>
-      <w:pPr>
-        <w:pStyle w:val="ResumeBullet"/>
-        <w:keepLines/>
-        <w:numPr>
-          <w:ilvl w:val="0"/>
-          <w:numId w:val="10"/>
-        </w:numPr>
-      </w:pPr>
-      <w:r>
-        <w:rPr>
-          <w:rFonts w:ascii="Arial" w:hAnsi="Arial"/>
-          <w:color w:val="1F2933"/>
-          <w:sz w:val="19"/>
-        </w:rPr>
-        <w:t>Introduced a Python extraction service, adapted downstream parsing, and compared binary patterns between valid and manipulated receipts.</w:t>
-      </w:r>
-    </w:p>
-    <w:p>
-      <w:pPr>
-        <w:pStyle w:val="ResumeBullet"/>
-        <w:keepLines/>
-        <w:numPr>
-          <w:ilvl w:val="0"/>
-          <w:numId w:val="10"/>
-        </w:numPr>
-      </w:pPr>
-      <w:r>
-        <w:rPr>
-          <w:rFonts w:ascii="Arial" w:hAnsi="Arial"/>
-          <w:color w:val="1F2933"/>
-          <w:sz w:val="19"/>
-        </w:rPr>
-        <w:t>Onboarded and mentored two developers on service responsibilities, communication paths, and edge cases.</w:t>
+        <w:t>Reduced PDF receipt processing from 6-10 seconds to about 600ms, and mentored two developers.</w:t>
       </w:r>
     </w:p>
     <w:p>
       <w:pPr>
         <w:pStyle w:val="Heading1"/>
         <w:pBdr>
-          <w:bottom w:val="single" w:sz="5" w:space="1" w:color="B9C5D1"/>
+          <w:bottom w:val="single" w:sz="5" w:space="1" w:color="C4C4C4"/>
         </w:pBdr>
       </w:pPr>
       <w:r>
@@ -922,15 +761,15 @@
         <w:rPr>
           <w:rFonts w:ascii="Arial" w:hAnsi="Arial"/>
           <w:b/>
-          <w:color w:val="1F2933"/>
+          <w:color w:val="111111"/>
           <w:sz w:val="20"/>
         </w:rPr>
-        <w:t>Game and Interaction Projects</w:t>
+        <w:t>Game Projects</w:t>
       </w:r>
       <w:r>
         <w:rPr>
           <w:rFonts w:ascii="Arial" w:hAnsi="Arial"/>
-          <w:color w:val="1F2933"/>
+          <w:color w:val="111111"/>
           <w:sz w:val="20"/>
         </w:rPr>
         <w:t xml:space="preserve"> | Independent work</w:t>
@@ -939,7 +778,7 @@
         <w:rPr>
           <w:rFonts w:ascii="Arial" w:hAnsi="Arial"/>
           <w:b/>
-          <w:color w:val="525C66"/>
+          <w:color w:val="5C5C5C"/>
           <w:sz w:val="18"/>
         </w:rPr>
         <w:tab/>
@@ -954,7 +793,7 @@
         <w:rPr>
           <w:rFonts w:ascii="Arial" w:hAnsi="Arial"/>
           <w:i/>
-          <w:color w:val="525C66"/>
+          <w:color w:val="5C5C5C"/>
           <w:sz w:val="18"/>
         </w:rPr>
         <w:t>Godot, 2D and 3D experiences, mechanic design, stateful behavior, player feedback</w:t>
@@ -972,7 +811,7 @@
       <w:r>
         <w:rPr>
           <w:rFonts w:ascii="Arial" w:hAnsi="Arial"/>
-          <w:color w:val="1F2933"/>
+          <w:color w:val="111111"/>
           <w:sz w:val="19"/>
         </w:rPr>
         <w:t>Designed mechanics, progression, environmental behavior, difficulty, and feedback across completed games, then changed visibility, movement, spawning, timing, and builds after external play.</w:t>
@@ -990,7 +829,7 @@
       <w:r>
         <w:rPr>
           <w:rFonts w:ascii="Arial" w:hAnsi="Arial"/>
-          <w:color w:val="1F2933"/>
+          <w:color w:val="111111"/>
           <w:sz w:val="19"/>
         </w:rPr>
         <w:t>Created practical pixel art, Blender models, animation, music, and sound when those disciplines were needed to test the complete experience.</w:t>
@@ -1000,7 +839,7 @@
       <w:pPr>
         <w:pStyle w:val="Heading1"/>
         <w:pBdr>
-          <w:bottom w:val="single" w:sz="5" w:space="1" w:color="B9C5D1"/>
+          <w:bottom w:val="single" w:sz="5" w:space="1" w:color="C4C4C4"/>
         </w:pBdr>
       </w:pPr>
       <w:r>
@@ -1019,10 +858,10 @@
       <w:r>
         <w:rPr>
           <w:rFonts w:ascii="Arial" w:hAnsi="Arial"/>
-          <w:color w:val="1F2933"/>
+          <w:color w:val="111111"/>
           <w:sz w:val="19"/>
         </w:rPr>
-        <w:t>Self-directed, project-driven development since 2019 across mobile products, web applications, services, games, C++, OpenGL, and Python.</w:t>
+        <w:t>Self-directed product and game work since 2019 across mobile, web, and playable experiences.</w:t>
       </w:r>
     </w:p>
     <w:p>
@@ -1037,7 +876,7 @@
       <w:r>
         <w:rPr>
           <w:rFonts w:ascii="Arial" w:hAnsi="Arial"/>
-          <w:color w:val="1F2933"/>
+          <w:color w:val="111111"/>
           <w:sz w:val="19"/>
         </w:rPr>
         <w:t>Six months tutoring programming and computer-science fundamentals, plus professional developer onboarding and mentoring.</w:t>
@@ -1047,7 +886,7 @@
       <w:pPr>
         <w:pStyle w:val="Heading1"/>
         <w:pBdr>
-          <w:bottom w:val="single" w:sz="5" w:space="1" w:color="B9C5D1"/>
+          <w:bottom w:val="single" w:sz="5" w:space="1" w:color="C4C4C4"/>
         </w:pBdr>
       </w:pPr>
       <w:r>
@@ -1061,7 +900,7 @@
       <w:r>
         <w:rPr>
           <w:rFonts w:ascii="Arial" w:hAnsi="Arial"/>
-          <w:color w:val="1F2933"/>
+          <w:color w:val="111111"/>
           <w:sz w:val="19"/>
         </w:rPr>
         <w:t>Bachelor of Computer &amp; Information Science | Moscow Finance and Law Academy (MFUA) | 2019 - 2023</w:t>
@@ -1074,7 +913,7 @@
       <w:r>
         <w:rPr>
           <w:rFonts w:ascii="Arial" w:hAnsi="Arial"/>
-          <w:color w:val="1F2933"/>
+          <w:color w:val="111111"/>
           <w:sz w:val="19"/>
         </w:rPr>
         <w:t>English: B2</w:t>
@@ -1102,16 +941,16 @@
     <w:r>
       <w:rPr>
         <w:rFonts w:ascii="Arial" w:hAnsi="Arial"/>
-        <w:color w:val="525C66"/>
+        <w:color w:val="5C5C5C"/>
         <w:sz w:val="15"/>
       </w:rPr>
-      <w:t xml:space="preserve">Igor Kupchinenko | Interactive Product Resume | Page </w:t>
+      <w:t xml:space="preserve">Igor Kupchinenko | Product Designer Resume | Page </w:t>
     </w:r>
     <w:fldSimple w:instr="PAGE">
       <w:r>
         <w:rPr>
           <w:rFonts w:ascii="Arial" w:hAnsi="Arial"/>
-          <w:color w:val="525C66"/>
+          <w:color w:val="5C5C5C"/>
           <w:sz w:val="15"/>
         </w:rPr>
         <w:t>1</w:t>
@@ -1514,7 +1353,7 @@
       <w:rFonts w:ascii="Arial" w:hAnsi="Arial"/>
       <w:b w:val="0"/>
       <w:i w:val="0"/>
-      <w:color w:val="1F2933"/>
+      <w:color w:val="111111"/>
       <w:sz w:val="19"/>
     </w:rPr>
   </w:style>
@@ -1581,7 +1420,7 @@
       <w:b/>
       <w:bCs/>
       <w:i w:val="0"/>
-      <w:color w:val="1D4E79"/>
+      <w:color w:val="111111"/>
       <w:sz w:val="22"/>
       <w:szCs w:val="28"/>
     </w:rPr>
@@ -1606,7 +1445,7 @@
       <w:b w:val="0"/>
       <w:bCs/>
       <w:i w:val="0"/>
-      <w:color w:val="1F2933"/>
+      <w:color w:val="111111"/>
       <w:sz w:val="20"/>
       <w:szCs w:val="26"/>
     </w:rPr>
@@ -13213,7 +13052,7 @@
       <w:rFonts w:ascii="Arial" w:hAnsi="Arial"/>
       <w:b w:val="0"/>
       <w:i w:val="0"/>
-      <w:color w:val="1F2933"/>
+      <w:color w:val="111111"/>
       <w:sz w:val="19"/>
     </w:rPr>
   </w:style>
@@ -13227,7 +13066,7 @@
       <w:rFonts w:ascii="Arial" w:hAnsi="Arial"/>
       <w:b w:val="0"/>
       <w:i w:val="0"/>
-      <w:color w:val="1F2933"/>
+      <w:color w:val="111111"/>
       <w:sz w:val="18"/>
     </w:rPr>
   </w:style>
@@ -13241,7 +13080,7 @@
       <w:rFonts w:ascii="Arial" w:hAnsi="Arial"/>
       <w:b w:val="0"/>
       <w:i/>
-      <w:color w:val="525C66"/>
+      <w:color w:val="5C5C5C"/>
       <w:sz w:val="18"/>
     </w:rPr>
   </w:style>
